--- a/research/market_rsi/supervisor_harness/plans/MARKET_RSI_REPAIR_DISCOVERY_PROPOSAL_FOR_REVIEW_2026-10-05.docx
+++ b/research/market_rsi/supervisor_harness/plans/MARKET_RSI_REPAIR_DISCOVERY_PROPOSAL_FOR_REVIEW_2026-10-05.docx
@@ -2393,6 +2393,104 @@
         <w:t>That is the complete proposed scope. I will wait for your review before executing.</w:t>
       </w:r>
     </w:p>
+    <w:p>
+      <w:r>
+        <w:br w:type="page"/>
+      </w:r>
+    </w:p>
+    <w:p>
+      <w:pPr>
+        <w:pStyle w:val="Heading1"/>
+      </w:pPr>
+      <w:r>
+        <w:t>Addendum Research Continuation and Accumulation</w:t>
+      </w:r>
+    </w:p>
+    <w:p>
+      <w:pPr>
+        <w:spacing w:after="160"/>
+      </w:pPr>
+      <w:r>
+        <w:t>Added October 5 2026</w:t>
+      </w:r>
+    </w:p>
+    <w:p>
+      <w:pPr/>
+      <w:r>
+        <w:t>Yes—four additions I think matter:</w:t>
+      </w:r>
+    </w:p>
+    <w:p>
+      <w:pPr>
+        <w:pStyle w:val="Heading2"/>
+      </w:pPr>
+      <w:r>
+        <w:t>1. Don’t equate evolution with rewriting researcher code.</w:t>
+      </w:r>
+    </w:p>
+    <w:p>
+      <w:pPr/>
+      <w:r>
+        <w:t>Accumulated memory, better experiment selection and successful reuse of negative findings are mechanisms worth testing. We should ask whether an earlier lesson improves a later decision—not force an R modification just to claim co-evolution.</w:t>
+      </w:r>
+    </w:p>
+    <w:p>
+      <w:pPr>
+        <w:pStyle w:val="Heading2"/>
+      </w:pPr>
+      <w:r>
+        <w:t>2. Measure how much human coordination remains.</w:t>
+      </w:r>
+    </w:p>
+    <w:p>
+      <w:pPr/>
+      <w:r>
+        <w:t>Record, in the existing logs, who supplied the hypothesis, data source, implementation repair and continuation decision. Track manual interventions and time to a valid experiment. Otherwise, increasingly elaborate Supervisor work could look like increasingly autonomous research.</w:t>
+      </w:r>
+    </w:p>
+    <w:p>
+      <w:pPr>
+        <w:pStyle w:val="Heading2"/>
+      </w:pPr>
+      <w:r>
+        <w:t>3. The current research scope is narrower than “open exploration.”</w:t>
+      </w:r>
+    </w:p>
+    <w:p>
+      <w:pPr/>
+      <w:r>
+        <w:t>The reviewed plan keeps new literature retrieval and external data acquisition closed. It can demonstrate autonomous experimentation on existing information, but not autonomous discovery of new sources. Once execution works, we should consider a separately authorized, bounded exploration capability—and measure whether anything it finds becomes usable.</w:t>
+      </w:r>
+    </w:p>
+    <w:p>
+      <w:pPr>
+        <w:pStyle w:val="Heading2"/>
+      </w:pPr>
+      <w:r>
+        <w:t>4. A working loop still needs a research-process baseline.</w:t>
+      </w:r>
+    </w:p>
+    <w:p>
+      <w:pPr/>
+      <w:r>
+        <w:t>After repairing execution, compare fixed versus evolving research processes with the same base model, starting information, permissions and total budget. Include implementation and review overhead—not just fitting time. Measure prediction quality, valid experiments, repeated mistakes, interventions and demonstrated reuse across multiple trajectories.</w:t>
+      </w:r>
+    </w:p>
+    <w:p>
+      <w:pPr/>
+      <w:r>
+        <w:rPr>
+          <w:b/>
+        </w:rPr>
+        <w:t>My biggest addition: the next milestone should demonstrate both continuation and accumulation. It must execute another experiment automatically, and show something useful from the previous experiment affecting that next step.</w:t>
+      </w:r>
+    </w:p>
+    <w:p>
+      <w:pPr/>
+      <w:r>
+        <w:t>That gives us a sensible progression: functioning autonomy → demonstrated reuse → measured researcher improvement → independently confirmed prediction gains.</w:t>
+      </w:r>
+    </w:p>
     <w:sectPr>
       <w:footerReference w:type="default" r:id="rId13"/>
       <w:pgSz w:w="12240" w:h="15840"/>
